--- a/public/assets/files/stacjonarne/TIN.docx
+++ b/public/assets/files/stacjonarne/TIN.docx
@@ -523,6 +523,7 @@
                 <w:i w:val="0"/>
                 <w:sz w:val="22"/>
               </w:rPr>
+              <w:t>I</w:t>
             </w:r>
           </w:p>
         </w:tc>
@@ -560,6 +561,7 @@
                 <w:i w:val="0"/>
                 <w:sz w:val="22"/>
               </w:rPr>
+              <w:t>obligatoryjny</w:t>
             </w:r>
           </w:p>
         </w:tc>

--- a/public/assets/files/stacjonarne/TIN.docx
+++ b/public/assets/files/stacjonarne/TIN.docx
@@ -681,12 +681,22 @@
         <w:tblW w:w="5000" w:type="pct"/>
       </w:tblPr>
       <w:tblGrid>
-        <w:gridCol w:w="9972"/>
+        <w:gridCol w:w="997"/>
+        <w:gridCol w:w="997"/>
+        <w:gridCol w:w="997"/>
+        <w:gridCol w:w="997"/>
+        <w:gridCol w:w="997"/>
+        <w:gridCol w:w="997"/>
+        <w:gridCol w:w="997"/>
+        <w:gridCol w:w="997"/>
+        <w:gridCol w:w="997"/>
+        <w:gridCol w:w="997"/>
       </w:tblGrid>
       <w:tr>
         <w:tc>
           <w:tcPr>
-            <w:tcW w:type="dxa" w:w="9972"/>
+            <w:tcW w:type="dxa" w:w="9970"/>
+            <w:gridSpan w:val="10"/>
             <w:shd w:val="clear" w:color="auto" w:fill="D9D9D9"/>
           </w:tcPr>
           <w:p>
@@ -705,31 +715,34 @@
           </w:p>
         </w:tc>
       </w:tr>
-    </w:tbl>
-    <w:tbl>
-      <w:tblPr>
-        <w:tblW w:type="auto" w:w="0"/>
-        <w:tblLook w:firstColumn="1" w:firstRow="1" w:lastColumn="0" w:lastRow="0" w:noHBand="0" w:noVBand="1" w:val="04A0"/>
-        <w:tblBorders>
-          <w:top w:val="single" w:sz="4" w:space="0" w:color="000000"/>
-          <w:left w:val="single" w:sz="4" w:space="0" w:color="000000"/>
-          <w:bottom w:val="single" w:sz="4" w:space="0" w:color="000000"/>
-          <w:right w:val="single" w:sz="4" w:space="0" w:color="000000"/>
-          <w:insideH w:val="single" w:sz="4" w:space="0" w:color="000000"/>
-          <w:insideV w:val="single" w:sz="4" w:space="0" w:color="000000"/>
-        </w:tblBorders>
-        <w:tblW w:w="5000" w:type="pct"/>
-      </w:tblPr>
-      <w:tblGrid>
-        <w:gridCol w:w="2493"/>
-        <w:gridCol w:w="2493"/>
-        <w:gridCol w:w="2493"/>
-        <w:gridCol w:w="2493"/>
-      </w:tblGrid>
       <w:tr>
         <w:tc>
           <w:tcPr>
-            <w:tcW w:type="dxa" w:w="2493"/>
+            <w:tcW w:type="dxa" w:w="9970"/>
+            <w:gridSpan w:val="10"/>
+            <w:shd w:val="clear" w:color="auto" w:fill="D9D9D9"/>
+          </w:tcPr>
+          <w:p>
+            <w:pPr>
+              <w:spacing w:before="20" w:after="20"/>
+            </w:pPr>
+            <w:r>
+              <w:rPr>
+                <w:rFonts w:ascii="Aptos" w:hAnsi="Aptos"/>
+                <w:b w:val="0"/>
+                <w:i w:val="0"/>
+                <w:sz w:val="16"/>
+              </w:rPr>
+              <w:t>Wymiar godzinowy (liczba godzin w semestrze)</w:t>
+            </w:r>
+          </w:p>
+        </w:tc>
+      </w:tr>
+      <w:tr>
+        <w:tc>
+          <w:tcPr>
+            <w:tcW w:type="dxa" w:w="1994"/>
+            <w:gridSpan w:val="2"/>
             <w:shd w:val="clear" w:color="auto" w:fill="D9D9D9"/>
           </w:tcPr>
           <w:p>
@@ -749,7 +762,8 @@
         </w:tc>
         <w:tc>
           <w:tcPr>
-            <w:tcW w:type="dxa" w:w="2493"/>
+            <w:tcW w:type="dxa" w:w="2991"/>
+            <w:gridSpan w:val="3"/>
             <w:shd w:val="clear" w:color="auto" w:fill="D9D9D9"/>
           </w:tcPr>
           <w:p>
@@ -769,7 +783,8 @@
         </w:tc>
         <w:tc>
           <w:tcPr>
-            <w:tcW w:type="dxa" w:w="2493"/>
+            <w:tcW w:type="dxa" w:w="2991"/>
+            <w:gridSpan w:val="3"/>
             <w:shd w:val="clear" w:color="auto" w:fill="D9D9D9"/>
           </w:tcPr>
           <w:p>
@@ -789,7 +804,8 @@
         </w:tc>
         <w:tc>
           <w:tcPr>
-            <w:tcW w:type="dxa" w:w="2493"/>
+            <w:tcW w:type="dxa" w:w="1994"/>
+            <w:gridSpan w:val="2"/>
             <w:shd w:val="clear" w:color="auto" w:fill="D9D9D9"/>
           </w:tcPr>
           <w:p>
@@ -811,7 +827,8 @@
       <w:tr>
         <w:tc>
           <w:tcPr>
-            <w:tcW w:type="dxa" w:w="2493"/>
+            <w:tcW w:type="dxa" w:w="1994"/>
+            <w:gridSpan w:val="2"/>
           </w:tcPr>
           <w:p>
             <w:pPr>
@@ -830,7 +847,8 @@
         </w:tc>
         <w:tc>
           <w:tcPr>
-            <w:tcW w:type="dxa" w:w="2493"/>
+            <w:tcW w:type="dxa" w:w="2991"/>
+            <w:gridSpan w:val="3"/>
           </w:tcPr>
           <w:p>
             <w:pPr>
@@ -849,7 +867,8 @@
         </w:tc>
         <w:tc>
           <w:tcPr>
-            <w:tcW w:type="dxa" w:w="2493"/>
+            <w:tcW w:type="dxa" w:w="2991"/>
+            <w:gridSpan w:val="3"/>
           </w:tcPr>
           <w:p>
             <w:pPr>
@@ -868,7 +887,8 @@
         </w:tc>
         <w:tc>
           <w:tcPr>
-            <w:tcW w:type="dxa" w:w="2493"/>
+            <w:tcW w:type="dxa" w:w="1994"/>
+            <w:gridSpan w:val="2"/>
           </w:tcPr>
           <w:p>
             <w:pPr>
@@ -886,30 +906,34 @@
           </w:p>
         </w:tc>
       </w:tr>
-    </w:tbl>
-    <w:tbl>
-      <w:tblPr>
-        <w:tblW w:type="auto" w:w="0"/>
-        <w:tblLook w:firstColumn="1" w:firstRow="1" w:lastColumn="0" w:lastRow="0" w:noHBand="0" w:noVBand="1" w:val="04A0"/>
-        <w:tblBorders>
-          <w:top w:val="single" w:sz="4" w:space="0" w:color="000000"/>
-          <w:left w:val="single" w:sz="4" w:space="0" w:color="000000"/>
-          <w:bottom w:val="single" w:sz="4" w:space="0" w:color="000000"/>
-          <w:right w:val="single" w:sz="4" w:space="0" w:color="000000"/>
-          <w:insideH w:val="single" w:sz="4" w:space="0" w:color="000000"/>
-          <w:insideV w:val="single" w:sz="4" w:space="0" w:color="000000"/>
-        </w:tblBorders>
-        <w:tblW w:w="5000" w:type="pct"/>
-      </w:tblPr>
-      <w:tblGrid>
-        <w:gridCol w:w="3324"/>
-        <w:gridCol w:w="3324"/>
-        <w:gridCol w:w="3324"/>
-      </w:tblGrid>
       <w:tr>
         <w:tc>
           <w:tcPr>
-            <w:tcW w:type="dxa" w:w="3324"/>
+            <w:tcW w:type="dxa" w:w="9970"/>
+            <w:gridSpan w:val="10"/>
+            <w:shd w:val="clear" w:color="auto" w:fill="D9D9D9"/>
+          </w:tcPr>
+          <w:p>
+            <w:pPr>
+              <w:spacing w:before="20" w:after="20"/>
+            </w:pPr>
+            <w:r>
+              <w:rPr>
+                <w:rFonts w:ascii="Aptos" w:hAnsi="Aptos"/>
+                <w:b/>
+                <w:i w:val="0"/>
+                <w:sz w:val="22"/>
+              </w:rPr>
+              <w:t>Bilans ECTS</w:t>
+            </w:r>
+          </w:p>
+        </w:tc>
+      </w:tr>
+      <w:tr>
+        <w:tc>
+          <w:tcPr>
+            <w:tcW w:type="dxa" w:w="4985"/>
+            <w:gridSpan w:val="5"/>
             <w:shd w:val="clear" w:color="auto" w:fill="D9D9D9"/>
           </w:tcPr>
           <w:p>
@@ -929,7 +953,8 @@
         </w:tc>
         <w:tc>
           <w:tcPr>
-            <w:tcW w:type="dxa" w:w="3324"/>
+            <w:tcW w:type="dxa" w:w="2991"/>
+            <w:gridSpan w:val="3"/>
             <w:shd w:val="clear" w:color="auto" w:fill="D9D9D9"/>
           </w:tcPr>
           <w:p>
@@ -949,7 +974,8 @@
         </w:tc>
         <w:tc>
           <w:tcPr>
-            <w:tcW w:type="dxa" w:w="3324"/>
+            <w:tcW w:type="dxa" w:w="1994"/>
+            <w:gridSpan w:val="2"/>
             <w:shd w:val="clear" w:color="auto" w:fill="D9D9D9"/>
           </w:tcPr>
           <w:p>
@@ -971,7 +997,8 @@
       <w:tr>
         <w:tc>
           <w:tcPr>
-            <w:tcW w:type="dxa" w:w="3324"/>
+            <w:tcW w:type="dxa" w:w="4985"/>
+            <w:gridSpan w:val="5"/>
           </w:tcPr>
           <w:p>
             <w:pPr>
@@ -990,7 +1017,8 @@
         </w:tc>
         <w:tc>
           <w:tcPr>
-            <w:tcW w:type="dxa" w:w="3324"/>
+            <w:tcW w:type="dxa" w:w="2991"/>
+            <w:gridSpan w:val="3"/>
           </w:tcPr>
           <w:p>
             <w:pPr>
@@ -1009,7 +1037,8 @@
         </w:tc>
         <w:tc>
           <w:tcPr>
-            <w:tcW w:type="dxa" w:w="3324"/>
+            <w:tcW w:type="dxa" w:w="1994"/>
+            <w:gridSpan w:val="2"/>
           </w:tcPr>
           <w:p>
             <w:pPr>
@@ -1030,7 +1059,8 @@
       <w:tr>
         <w:tc>
           <w:tcPr>
-            <w:tcW w:type="dxa" w:w="3324"/>
+            <w:tcW w:type="dxa" w:w="4985"/>
+            <w:gridSpan w:val="5"/>
           </w:tcPr>
           <w:p>
             <w:pPr>
@@ -1049,7 +1079,8 @@
         </w:tc>
         <w:tc>
           <w:tcPr>
-            <w:tcW w:type="dxa" w:w="3324"/>
+            <w:tcW w:type="dxa" w:w="2991"/>
+            <w:gridSpan w:val="3"/>
           </w:tcPr>
           <w:p>
             <w:pPr>
@@ -1068,7 +1099,8 @@
         </w:tc>
         <w:tc>
           <w:tcPr>
-            <w:tcW w:type="dxa" w:w="3324"/>
+            <w:tcW w:type="dxa" w:w="1994"/>
+            <w:gridSpan w:val="2"/>
           </w:tcPr>
           <w:p>
             <w:pPr>
@@ -1089,7 +1121,29 @@
       <w:tr>
         <w:tc>
           <w:tcPr>
-            <w:tcW w:type="dxa" w:w="3324"/>
+            <w:tcW w:type="dxa" w:w="4985"/>
+            <w:gridSpan w:val="5"/>
+            <w:shd w:val="clear" w:color="auto" w:fill="D9D9D9"/>
+          </w:tcPr>
+          <w:p>
+            <w:pPr>
+              <w:spacing w:before="20" w:after="20"/>
+            </w:pPr>
+            <w:r>
+              <w:rPr>
+                <w:rFonts w:ascii="Aptos" w:hAnsi="Aptos"/>
+                <w:b/>
+                <w:i w:val="0"/>
+                <w:sz w:val="16"/>
+              </w:rPr>
+              <w:t>Opis samodzielnej pracy studenta</w:t>
+            </w:r>
+          </w:p>
+        </w:tc>
+        <w:tc>
+          <w:tcPr>
+            <w:tcW w:type="dxa" w:w="4985"/>
+            <w:gridSpan w:val="5"/>
           </w:tcPr>
           <w:p>
             <w:pPr>
@@ -1102,45 +1156,7 @@
                 <w:i w:val="0"/>
                 <w:sz w:val="22"/>
               </w:rPr>
-              <w:t>Suma</w:t>
-            </w:r>
-          </w:p>
-        </w:tc>
-        <w:tc>
-          <w:tcPr>
-            <w:tcW w:type="dxa" w:w="3324"/>
-          </w:tcPr>
-          <w:p>
-            <w:pPr>
-              <w:spacing w:before="20" w:after="20"/>
-            </w:pPr>
-            <w:r>
-              <w:rPr>
-                <w:rFonts w:ascii="Aptos" w:hAnsi="Aptos"/>
-                <w:b w:val="0"/>
-                <w:i w:val="0"/>
-                <w:sz w:val="22"/>
-              </w:rPr>
-              <w:t>100</w:t>
-            </w:r>
-          </w:p>
-        </w:tc>
-        <w:tc>
-          <w:tcPr>
-            <w:tcW w:type="dxa" w:w="3324"/>
-          </w:tcPr>
-          <w:p>
-            <w:pPr>
-              <w:spacing w:before="20" w:after="20"/>
-            </w:pPr>
-            <w:r>
-              <w:rPr>
-                <w:rFonts w:ascii="Aptos" w:hAnsi="Aptos"/>
-                <w:b w:val="0"/>
-                <w:i w:val="0"/>
-                <w:sz w:val="22"/>
-              </w:rPr>
-              <w:t>4</w:t>
+              <w:t>Implementacja projektu z technologii internetowych; ćwiczenia z protokołów sieciowych i usług webowych; przygotowanie do kolokwium pisemnego.</w:t>
             </w:r>
           </w:p>
         </w:tc>
@@ -1251,7 +1267,97 @@
           <w:tcPr>
             <w:tcW w:type="dxa" w:w="9972"/>
           </w:tcPr>
-          <w:p/>
+          <w:p>
+            <w:pPr>
+              <w:spacing w:before="20" w:after="20"/>
+            </w:pPr>
+            <w:r>
+              <w:rPr>
+                <w:rFonts w:ascii="Aptos" w:hAnsi="Aptos"/>
+                <w:b/>
+                <w:sz w:val="22"/>
+              </w:rPr>
+              <w:t>Wykład:</w:t>
+            </w:r>
+          </w:p>
+          <w:p>
+            <w:pPr>
+              <w:spacing w:before="20" w:after="20"/>
+            </w:pPr>
+            <w:r>
+              <w:rPr>
+                <w:rFonts w:ascii="Aptos" w:hAnsi="Aptos"/>
+                <w:b w:val="0"/>
+                <w:sz w:val="22"/>
+              </w:rPr>
+              <w:t>• wykład z prezentacją multimedialną</w:t>
+            </w:r>
+          </w:p>
+          <w:p>
+            <w:pPr>
+              <w:spacing w:before="20" w:after="20"/>
+            </w:pPr>
+            <w:r>
+              <w:rPr>
+                <w:rFonts w:ascii="Aptos" w:hAnsi="Aptos"/>
+                <w:b w:val="0"/>
+                <w:sz w:val="22"/>
+              </w:rPr>
+              <w:t>• wykład konwersatoryjny (z elementami dyskusji)</w:t>
+            </w:r>
+          </w:p>
+          <w:p>
+            <w:pPr>
+              <w:spacing w:before="20" w:after="20"/>
+            </w:pPr>
+            <w:r>
+              <w:rPr>
+                <w:rFonts w:ascii="Aptos" w:hAnsi="Aptos"/>
+                <w:b/>
+                <w:sz w:val="22"/>
+              </w:rPr>
+              <w:t>Ćwiczenia / Laboratorium:</w:t>
+            </w:r>
+          </w:p>
+          <w:p>
+            <w:pPr>
+              <w:spacing w:before="20" w:after="20"/>
+            </w:pPr>
+            <w:r>
+              <w:rPr>
+                <w:rFonts w:ascii="Aptos" w:hAnsi="Aptos"/>
+                <w:b w:val="0"/>
+                <w:sz w:val="22"/>
+              </w:rPr>
+              <w:t>• metoda projektów (projekt praktyczny)</w:t>
+            </w:r>
+          </w:p>
+          <w:p>
+            <w:pPr>
+              <w:spacing w:before="20" w:after="20"/>
+            </w:pPr>
+            <w:r>
+              <w:rPr>
+                <w:rFonts w:ascii="Aptos" w:hAnsi="Aptos"/>
+                <w:b w:val="0"/>
+                <w:sz w:val="22"/>
+              </w:rPr>
+              <w:t>• rozwiązywanie zadań</w:t>
+            </w:r>
+          </w:p>
+          <w:p>
+            <w:pPr>
+              <w:spacing w:before="20" w:after="20"/>
+            </w:pPr>
+            <w:r>
+              <w:rPr>
+                <w:rFonts w:ascii="Aptos" w:hAnsi="Aptos"/>
+                <w:b w:val="0"/>
+                <w:sz w:val="22"/>
+              </w:rPr>
+              <w:t>• burza mózgów</w:t>
+            </w:r>
+          </w:p>
         </w:tc>
       </w:tr>
     </w:tbl>
@@ -1502,91 +1608,7 @@
                 <w:rFonts w:ascii="Aptos" w:hAnsi="Aptos"/>
                 <w:sz w:val="22"/>
               </w:rPr>
-              <w:t>1. wykład z elementami dyskusji z prezentacją multimedialną</w:t>
-            </w:r>
-          </w:p>
-          <w:p>
-            <w:pPr>
-              <w:spacing w:before="20" w:after="20"/>
-            </w:pPr>
-            <w:r>
-              <w:rPr>
-                <w:rFonts w:ascii="Aptos" w:hAnsi="Aptos"/>
-                <w:sz w:val="22"/>
-              </w:rPr>
-              <w:t>2. burza mózgów</w:t>
-            </w:r>
-          </w:p>
-          <w:p>
-            <w:pPr>
-              <w:spacing w:before="20" w:after="20"/>
-            </w:pPr>
-            <w:r>
-              <w:rPr>
-                <w:rFonts w:ascii="Aptos" w:hAnsi="Aptos"/>
-                <w:sz w:val="22"/>
-              </w:rPr>
-              <w:t>3. rozwiązywanie zadań</w:t>
-            </w:r>
-          </w:p>
-          <w:p>
-            <w:pPr>
-              <w:spacing w:before="20" w:after="20"/>
-            </w:pPr>
-            <w:r>
-              <w:rPr>
-                <w:rFonts w:ascii="Aptos" w:hAnsi="Aptos"/>
-                <w:sz w:val="22"/>
-              </w:rPr>
-              <w:t>4. analiza przypadków</w:t>
-            </w:r>
-          </w:p>
-          <w:p>
-            <w:pPr>
-              <w:spacing w:before="20" w:after="20"/>
-            </w:pPr>
-            <w:r>
-              <w:rPr>
-                <w:rFonts w:ascii="Aptos" w:hAnsi="Aptos"/>
-                <w:sz w:val="22"/>
-              </w:rPr>
-              <w:t>5. projekt praktyczny</w:t>
-            </w:r>
-          </w:p>
-          <w:p>
-            <w:pPr>
-              <w:spacing w:before="20" w:after="20"/>
-            </w:pPr>
-            <w:r>
-              <w:rPr>
-                <w:rFonts w:ascii="Aptos" w:hAnsi="Aptos"/>
-                <w:sz w:val="22"/>
-              </w:rPr>
-              <w:t>6. Kryteria oceny</w:t>
-            </w:r>
-          </w:p>
-          <w:p>
-            <w:pPr>
-              <w:spacing w:before="20" w:after="20"/>
-            </w:pPr>
-            <w:r>
-              <w:rPr>
-                <w:rFonts w:ascii="Aptos" w:hAnsi="Aptos"/>
-                <w:sz w:val="22"/>
-              </w:rPr>
-              <w:t>7. 50% Kolokwium pisemne</w:t>
-            </w:r>
-          </w:p>
-          <w:p>
-            <w:pPr>
-              <w:spacing w:before="20" w:after="20"/>
-            </w:pPr>
-            <w:r>
-              <w:rPr>
-                <w:rFonts w:ascii="Aptos" w:hAnsi="Aptos"/>
-                <w:sz w:val="22"/>
-              </w:rPr>
-              <w:t>8. 50% Projekt praktyczny</w:t>
+              <w:t>1. kolokwium</w:t>
             </w:r>
           </w:p>
         </w:tc>
@@ -1603,7 +1625,7 @@
                 <w:rFonts w:ascii="Aptos" w:hAnsi="Aptos"/>
                 <w:sz w:val="22"/>
               </w:rPr>
-              <w:t>1. wykład z elementami dyskusji z prezentacją multimedialną</w:t>
+              <w:t>1. ocena sporządzonego oprogramowania</w:t>
             </w:r>
           </w:p>
           <w:p>
@@ -1615,79 +1637,7 @@
                 <w:rFonts w:ascii="Aptos" w:hAnsi="Aptos"/>
                 <w:sz w:val="22"/>
               </w:rPr>
-              <w:t>2. burza mózgów</w:t>
-            </w:r>
-          </w:p>
-          <w:p>
-            <w:pPr>
-              <w:spacing w:before="20" w:after="20"/>
-            </w:pPr>
-            <w:r>
-              <w:rPr>
-                <w:rFonts w:ascii="Aptos" w:hAnsi="Aptos"/>
-                <w:sz w:val="22"/>
-              </w:rPr>
-              <w:t>3. rozwiązywanie zadań</w:t>
-            </w:r>
-          </w:p>
-          <w:p>
-            <w:pPr>
-              <w:spacing w:before="20" w:after="20"/>
-            </w:pPr>
-            <w:r>
-              <w:rPr>
-                <w:rFonts w:ascii="Aptos" w:hAnsi="Aptos"/>
-                <w:sz w:val="22"/>
-              </w:rPr>
-              <w:t>4. analiza przypadków</w:t>
-            </w:r>
-          </w:p>
-          <w:p>
-            <w:pPr>
-              <w:spacing w:before="20" w:after="20"/>
-            </w:pPr>
-            <w:r>
-              <w:rPr>
-                <w:rFonts w:ascii="Aptos" w:hAnsi="Aptos"/>
-                <w:sz w:val="22"/>
-              </w:rPr>
-              <w:t>5. projekt praktyczny</w:t>
-            </w:r>
-          </w:p>
-          <w:p>
-            <w:pPr>
-              <w:spacing w:before="20" w:after="20"/>
-            </w:pPr>
-            <w:r>
-              <w:rPr>
-                <w:rFonts w:ascii="Aptos" w:hAnsi="Aptos"/>
-                <w:sz w:val="22"/>
-              </w:rPr>
-              <w:t>6. Kryteria oceny</w:t>
-            </w:r>
-          </w:p>
-          <w:p>
-            <w:pPr>
-              <w:spacing w:before="20" w:after="20"/>
-            </w:pPr>
-            <w:r>
-              <w:rPr>
-                <w:rFonts w:ascii="Aptos" w:hAnsi="Aptos"/>
-                <w:sz w:val="22"/>
-              </w:rPr>
-              <w:t>7. 50% Kolokwium pisemne</w:t>
-            </w:r>
-          </w:p>
-          <w:p>
-            <w:pPr>
-              <w:spacing w:before="20" w:after="20"/>
-            </w:pPr>
-            <w:r>
-              <w:rPr>
-                <w:rFonts w:ascii="Aptos" w:hAnsi="Aptos"/>
-                <w:sz w:val="22"/>
-              </w:rPr>
-              <w:t>8. 50% Projekt praktyczny</w:t>
+              <w:t>2. prezentacja projektu i dokumentacji</w:t>
             </w:r>
           </w:p>
         </w:tc>
@@ -1930,14 +1880,14 @@
         <w:tblW w:w="5000" w:type="pct"/>
       </w:tblPr>
       <w:tblGrid>
-        <w:gridCol w:w="3324"/>
-        <w:gridCol w:w="3324"/>
-        <w:gridCol w:w="3324"/>
+        <w:gridCol w:w="680"/>
+        <w:gridCol w:w="4536"/>
+        <w:gridCol w:w="4252"/>
       </w:tblGrid>
       <w:tr>
         <w:tc>
           <w:tcPr>
-            <w:tcW w:type="dxa" w:w="9972"/>
+            <w:tcW w:type="dxa" w:w="9468"/>
             <w:gridSpan w:val="3"/>
             <w:shd w:val="clear" w:color="auto" w:fill="D9D9D9"/>
           </w:tcPr>
@@ -1960,7 +1910,7 @@
       <w:tr>
         <w:tc>
           <w:tcPr>
-            <w:tcW w:type="dxa" w:w="3324"/>
+            <w:tcW w:type="dxa" w:w="680"/>
             <w:shd w:val="clear" w:color="auto" w:fill="D9D9D9"/>
           </w:tcPr>
           <w:p>
@@ -1980,7 +1930,7 @@
         </w:tc>
         <w:tc>
           <w:tcPr>
-            <w:tcW w:type="dxa" w:w="3324"/>
+            <w:tcW w:type="dxa" w:w="4536"/>
             <w:shd w:val="clear" w:color="auto" w:fill="D9D9D9"/>
           </w:tcPr>
           <w:p>
@@ -2000,7 +1950,7 @@
         </w:tc>
         <w:tc>
           <w:tcPr>
-            <w:tcW w:type="dxa" w:w="3324"/>
+            <w:tcW w:type="dxa" w:w="4252"/>
             <w:shd w:val="clear" w:color="auto" w:fill="D9D9D9"/>
           </w:tcPr>
           <w:p>
@@ -2022,7 +1972,7 @@
       <w:tr>
         <w:tc>
           <w:tcPr>
-            <w:tcW w:type="dxa" w:w="3324"/>
+            <w:tcW w:type="dxa" w:w="680"/>
           </w:tcPr>
           <w:p>
             <w:pPr>
@@ -2041,7 +1991,7 @@
         </w:tc>
         <w:tc>
           <w:tcPr>
-            <w:tcW w:type="dxa" w:w="3324"/>
+            <w:tcW w:type="dxa" w:w="4536"/>
           </w:tcPr>
           <w:p>
             <w:pPr>
@@ -2060,7 +2010,7 @@
         </w:tc>
         <w:tc>
           <w:tcPr>
-            <w:tcW w:type="dxa" w:w="3324"/>
+            <w:tcW w:type="dxa" w:w="4252"/>
           </w:tcPr>
           <w:p>
             <w:pPr>
@@ -2080,7 +2030,7 @@
       <w:tr>
         <w:tc>
           <w:tcPr>
-            <w:tcW w:type="dxa" w:w="3324"/>
+            <w:tcW w:type="dxa" w:w="680"/>
           </w:tcPr>
           <w:p>
             <w:pPr>
@@ -2099,7 +2049,7 @@
         </w:tc>
         <w:tc>
           <w:tcPr>
-            <w:tcW w:type="dxa" w:w="3324"/>
+            <w:tcW w:type="dxa" w:w="4536"/>
           </w:tcPr>
           <w:p>
             <w:pPr>
@@ -2118,7 +2068,7 @@
         </w:tc>
         <w:tc>
           <w:tcPr>
-            <w:tcW w:type="dxa" w:w="3324"/>
+            <w:tcW w:type="dxa" w:w="4252"/>
           </w:tcPr>
           <w:p>
             <w:pPr>
@@ -2138,7 +2088,7 @@
       <w:tr>
         <w:tc>
           <w:tcPr>
-            <w:tcW w:type="dxa" w:w="3324"/>
+            <w:tcW w:type="dxa" w:w="680"/>
           </w:tcPr>
           <w:p>
             <w:pPr>
@@ -2157,7 +2107,7 @@
         </w:tc>
         <w:tc>
           <w:tcPr>
-            <w:tcW w:type="dxa" w:w="3324"/>
+            <w:tcW w:type="dxa" w:w="4536"/>
           </w:tcPr>
           <w:p>
             <w:pPr>
@@ -2176,7 +2126,7 @@
         </w:tc>
         <w:tc>
           <w:tcPr>
-            <w:tcW w:type="dxa" w:w="3324"/>
+            <w:tcW w:type="dxa" w:w="4252"/>
           </w:tcPr>
           <w:p>
             <w:pPr>
@@ -2196,7 +2146,7 @@
       <w:tr>
         <w:tc>
           <w:tcPr>
-            <w:tcW w:type="dxa" w:w="3324"/>
+            <w:tcW w:type="dxa" w:w="680"/>
           </w:tcPr>
           <w:p>
             <w:pPr>
@@ -2215,7 +2165,7 @@
         </w:tc>
         <w:tc>
           <w:tcPr>
-            <w:tcW w:type="dxa" w:w="3324"/>
+            <w:tcW w:type="dxa" w:w="4536"/>
           </w:tcPr>
           <w:p>
             <w:pPr>
@@ -2234,7 +2184,7 @@
         </w:tc>
         <w:tc>
           <w:tcPr>
-            <w:tcW w:type="dxa" w:w="3324"/>
+            <w:tcW w:type="dxa" w:w="4252"/>
           </w:tcPr>
           <w:p>
             <w:pPr>
@@ -2254,7 +2204,7 @@
       <w:tr>
         <w:tc>
           <w:tcPr>
-            <w:tcW w:type="dxa" w:w="3324"/>
+            <w:tcW w:type="dxa" w:w="680"/>
           </w:tcPr>
           <w:p>
             <w:pPr>
@@ -2273,7 +2223,7 @@
         </w:tc>
         <w:tc>
           <w:tcPr>
-            <w:tcW w:type="dxa" w:w="3324"/>
+            <w:tcW w:type="dxa" w:w="4536"/>
           </w:tcPr>
           <w:p>
             <w:pPr>
@@ -2292,7 +2242,7 @@
         </w:tc>
         <w:tc>
           <w:tcPr>
-            <w:tcW w:type="dxa" w:w="3324"/>
+            <w:tcW w:type="dxa" w:w="4252"/>
           </w:tcPr>
           <w:p>
             <w:pPr>
@@ -2312,7 +2262,7 @@
       <w:tr>
         <w:tc>
           <w:tcPr>
-            <w:tcW w:type="dxa" w:w="3324"/>
+            <w:tcW w:type="dxa" w:w="680"/>
           </w:tcPr>
           <w:p>
             <w:pPr>
@@ -2331,7 +2281,7 @@
         </w:tc>
         <w:tc>
           <w:tcPr>
-            <w:tcW w:type="dxa" w:w="3324"/>
+            <w:tcW w:type="dxa" w:w="4536"/>
           </w:tcPr>
           <w:p>
             <w:pPr>
@@ -2350,7 +2300,7 @@
         </w:tc>
         <w:tc>
           <w:tcPr>
-            <w:tcW w:type="dxa" w:w="3324"/>
+            <w:tcW w:type="dxa" w:w="4252"/>
           </w:tcPr>
           <w:p>
             <w:pPr>
@@ -2370,7 +2320,7 @@
       <w:tr>
         <w:tc>
           <w:tcPr>
-            <w:tcW w:type="dxa" w:w="3324"/>
+            <w:tcW w:type="dxa" w:w="680"/>
           </w:tcPr>
           <w:p>
             <w:pPr>
@@ -2389,7 +2339,7 @@
         </w:tc>
         <w:tc>
           <w:tcPr>
-            <w:tcW w:type="dxa" w:w="3324"/>
+            <w:tcW w:type="dxa" w:w="4536"/>
           </w:tcPr>
           <w:p>
             <w:pPr>
@@ -2408,7 +2358,7 @@
         </w:tc>
         <w:tc>
           <w:tcPr>
-            <w:tcW w:type="dxa" w:w="3324"/>
+            <w:tcW w:type="dxa" w:w="4252"/>
           </w:tcPr>
           <w:p>
             <w:pPr>
@@ -2428,7 +2378,7 @@
       <w:tr>
         <w:tc>
           <w:tcPr>
-            <w:tcW w:type="dxa" w:w="3324"/>
+            <w:tcW w:type="dxa" w:w="680"/>
           </w:tcPr>
           <w:p>
             <w:pPr>
@@ -2447,7 +2397,7 @@
         </w:tc>
         <w:tc>
           <w:tcPr>
-            <w:tcW w:type="dxa" w:w="3324"/>
+            <w:tcW w:type="dxa" w:w="4536"/>
           </w:tcPr>
           <w:p>
             <w:pPr>
@@ -2466,7 +2416,7 @@
         </w:tc>
         <w:tc>
           <w:tcPr>
-            <w:tcW w:type="dxa" w:w="3324"/>
+            <w:tcW w:type="dxa" w:w="4252"/>
           </w:tcPr>
           <w:p>
             <w:pPr>
@@ -2486,7 +2436,7 @@
       <w:tr>
         <w:tc>
           <w:tcPr>
-            <w:tcW w:type="dxa" w:w="3324"/>
+            <w:tcW w:type="dxa" w:w="680"/>
           </w:tcPr>
           <w:p>
             <w:pPr>
@@ -2505,7 +2455,7 @@
         </w:tc>
         <w:tc>
           <w:tcPr>
-            <w:tcW w:type="dxa" w:w="3324"/>
+            <w:tcW w:type="dxa" w:w="4536"/>
           </w:tcPr>
           <w:p>
             <w:pPr>
@@ -2524,7 +2474,7 @@
         </w:tc>
         <w:tc>
           <w:tcPr>
-            <w:tcW w:type="dxa" w:w="3324"/>
+            <w:tcW w:type="dxa" w:w="4252"/>
           </w:tcPr>
           <w:p>
             <w:pPr>
@@ -2544,7 +2494,7 @@
       <w:tr>
         <w:tc>
           <w:tcPr>
-            <w:tcW w:type="dxa" w:w="3324"/>
+            <w:tcW w:type="dxa" w:w="680"/>
           </w:tcPr>
           <w:p>
             <w:pPr>
@@ -2563,7 +2513,7 @@
         </w:tc>
         <w:tc>
           <w:tcPr>
-            <w:tcW w:type="dxa" w:w="3324"/>
+            <w:tcW w:type="dxa" w:w="4536"/>
           </w:tcPr>
           <w:p>
             <w:pPr>
@@ -2582,7 +2532,7 @@
         </w:tc>
         <w:tc>
           <w:tcPr>
-            <w:tcW w:type="dxa" w:w="3324"/>
+            <w:tcW w:type="dxa" w:w="4252"/>
           </w:tcPr>
           <w:p>
             <w:pPr>
@@ -2602,7 +2552,7 @@
       <w:tr>
         <w:tc>
           <w:tcPr>
-            <w:tcW w:type="dxa" w:w="3324"/>
+            <w:tcW w:type="dxa" w:w="680"/>
           </w:tcPr>
           <w:p>
             <w:pPr>
@@ -2621,7 +2571,7 @@
         </w:tc>
         <w:tc>
           <w:tcPr>
-            <w:tcW w:type="dxa" w:w="3324"/>
+            <w:tcW w:type="dxa" w:w="4536"/>
           </w:tcPr>
           <w:p>
             <w:pPr>
@@ -2640,7 +2590,7 @@
         </w:tc>
         <w:tc>
           <w:tcPr>
-            <w:tcW w:type="dxa" w:w="3324"/>
+            <w:tcW w:type="dxa" w:w="4252"/>
           </w:tcPr>
           <w:p>
             <w:pPr>
@@ -2660,7 +2610,7 @@
       <w:tr>
         <w:tc>
           <w:tcPr>
-            <w:tcW w:type="dxa" w:w="3324"/>
+            <w:tcW w:type="dxa" w:w="680"/>
           </w:tcPr>
           <w:p>
             <w:pPr>
@@ -2679,7 +2629,7 @@
         </w:tc>
         <w:tc>
           <w:tcPr>
-            <w:tcW w:type="dxa" w:w="3324"/>
+            <w:tcW w:type="dxa" w:w="4536"/>
           </w:tcPr>
           <w:p>
             <w:pPr>
@@ -2698,7 +2648,7 @@
         </w:tc>
         <w:tc>
           <w:tcPr>
-            <w:tcW w:type="dxa" w:w="3324"/>
+            <w:tcW w:type="dxa" w:w="4252"/>
           </w:tcPr>
           <w:p>
             <w:pPr>
@@ -2718,7 +2668,7 @@
       <w:tr>
         <w:tc>
           <w:tcPr>
-            <w:tcW w:type="dxa" w:w="3324"/>
+            <w:tcW w:type="dxa" w:w="680"/>
           </w:tcPr>
           <w:p>
             <w:pPr>
@@ -2737,7 +2687,7 @@
         </w:tc>
         <w:tc>
           <w:tcPr>
-            <w:tcW w:type="dxa" w:w="3324"/>
+            <w:tcW w:type="dxa" w:w="4536"/>
           </w:tcPr>
           <w:p>
             <w:pPr>
@@ -2756,7 +2706,7 @@
         </w:tc>
         <w:tc>
           <w:tcPr>
-            <w:tcW w:type="dxa" w:w="3324"/>
+            <w:tcW w:type="dxa" w:w="4252"/>
           </w:tcPr>
           <w:p>
             <w:pPr>
@@ -2776,7 +2726,7 @@
       <w:tr>
         <w:tc>
           <w:tcPr>
-            <w:tcW w:type="dxa" w:w="3324"/>
+            <w:tcW w:type="dxa" w:w="680"/>
           </w:tcPr>
           <w:p>
             <w:pPr>
@@ -2795,7 +2745,7 @@
         </w:tc>
         <w:tc>
           <w:tcPr>
-            <w:tcW w:type="dxa" w:w="3324"/>
+            <w:tcW w:type="dxa" w:w="4536"/>
           </w:tcPr>
           <w:p>
             <w:pPr>
@@ -2814,7 +2764,7 @@
         </w:tc>
         <w:tc>
           <w:tcPr>
-            <w:tcW w:type="dxa" w:w="3324"/>
+            <w:tcW w:type="dxa" w:w="4252"/>
           </w:tcPr>
           <w:p>
             <w:pPr>
@@ -3184,6 +3134,7 @@
                 <w:i w:val="0"/>
                 <w:sz w:val="22"/>
               </w:rPr>
+              <w:t>kolokwium; ocena sporządzonego oprogramowania; prezentacja projektu i dokumentacji</w:t>
             </w:r>
           </w:p>
         </w:tc>
@@ -3242,6 +3193,7 @@
                 <w:i w:val="0"/>
                 <w:sz w:val="22"/>
               </w:rPr>
+              <w:t>kolokwium; ocena sporządzonego oprogramowania; prezentacja projektu i dokumentacji</w:t>
             </w:r>
           </w:p>
         </w:tc>
@@ -3405,6 +3357,7 @@
                 <w:i w:val="0"/>
                 <w:sz w:val="22"/>
               </w:rPr>
+              <w:t>kolokwium; ocena sporządzonego oprogramowania; prezentacja projektu i dokumentacji</w:t>
             </w:r>
           </w:p>
         </w:tc>
@@ -3463,6 +3416,7 @@
                 <w:i w:val="0"/>
                 <w:sz w:val="22"/>
               </w:rPr>
+              <w:t>kolokwium; ocena sporządzonego oprogramowania; prezentacja projektu i dokumentacji</w:t>
             </w:r>
           </w:p>
         </w:tc>
@@ -3521,6 +3475,7 @@
                 <w:i w:val="0"/>
                 <w:sz w:val="22"/>
               </w:rPr>
+              <w:t>kolokwium; ocena sporządzonego oprogramowania; prezentacja projektu i dokumentacji</w:t>
             </w:r>
           </w:p>
         </w:tc>
@@ -3684,6 +3639,7 @@
                 <w:i w:val="0"/>
                 <w:sz w:val="22"/>
               </w:rPr>
+              <w:t>kolokwium; ocena sporządzonego oprogramowania; prezentacja projektu i dokumentacji</w:t>
             </w:r>
           </w:p>
         </w:tc>
@@ -3742,6 +3698,7 @@
                 <w:i w:val="0"/>
                 <w:sz w:val="22"/>
               </w:rPr>
+              <w:t>kolokwium; ocena sporządzonego oprogramowania; prezentacja projektu i dokumentacji</w:t>
             </w:r>
           </w:p>
         </w:tc>
@@ -3847,62 +3804,6 @@
                 <w:sz w:val="16"/>
               </w:rPr>
               <w:t>Wyposażenie specjalistyczne konieczne do realizacji przedmiotu</w:t>
-            </w:r>
-          </w:p>
-        </w:tc>
-      </w:tr>
-      <w:tr>
-        <w:tc>
-          <w:tcPr>
-            <w:tcW w:type="dxa" w:w="3324"/>
-          </w:tcPr>
-          <w:p>
-            <w:pPr>
-              <w:spacing w:before="20" w:after="20"/>
-            </w:pPr>
-            <w:r>
-              <w:rPr>
-                <w:rFonts w:ascii="Aptos" w:hAnsi="Aptos"/>
-                <w:b w:val="0"/>
-                <w:i w:val="0"/>
-                <w:sz w:val="22"/>
-              </w:rPr>
-            </w:r>
-          </w:p>
-        </w:tc>
-        <w:tc>
-          <w:tcPr>
-            <w:tcW w:type="dxa" w:w="3324"/>
-          </w:tcPr>
-          <w:p>
-            <w:pPr>
-              <w:spacing w:before="20" w:after="20"/>
-            </w:pPr>
-            <w:r>
-              <w:rPr>
-                <w:rFonts w:ascii="Aptos" w:hAnsi="Aptos"/>
-                <w:b w:val="0"/>
-                <w:i w:val="0"/>
-                <w:sz w:val="22"/>
-              </w:rPr>
-            </w:r>
-          </w:p>
-        </w:tc>
-        <w:tc>
-          <w:tcPr>
-            <w:tcW w:type="dxa" w:w="3324"/>
-          </w:tcPr>
-          <w:p>
-            <w:pPr>
-              <w:spacing w:before="20" w:after="20"/>
-            </w:pPr>
-            <w:r>
-              <w:rPr>
-                <w:rFonts w:ascii="Aptos" w:hAnsi="Aptos"/>
-                <w:b w:val="0"/>
-                <w:i w:val="0"/>
-                <w:sz w:val="22"/>
-              </w:rPr>
             </w:r>
           </w:p>
         </w:tc>

--- a/public/assets/files/stacjonarne/TIN.docx
+++ b/public/assets/files/stacjonarne/TIN.docx
@@ -144,7 +144,7 @@
                 <w:i w:val="0"/>
                 <w:sz w:val="22"/>
               </w:rPr>
-              <w:t>19.02.2026</w:t>
+              <w:t>08.03.2026</w:t>
             </w:r>
           </w:p>
         </w:tc>
@@ -599,7 +599,7 @@
                 <w:i w:val="0"/>
                 <w:sz w:val="22"/>
               </w:rPr>
-              <w:t>4</w:t>
+              <w:t>2</w:t>
             </w:r>
           </w:p>
         </w:tc>
@@ -660,7 +660,7 @@
                 <w:i w:val="0"/>
                 <w:sz w:val="22"/>
               </w:rPr>
-              <w:t>dr Tadeusz Puźniakowski</w:t>
+              <w:t>mgr inż. Paweł Pisarski</w:t>
             </w:r>
           </w:p>
         </w:tc>

--- a/public/assets/files/stacjonarne/TIN.docx
+++ b/public/assets/files/stacjonarne/TIN.docx
@@ -3134,7 +3134,7 @@
                 <w:i w:val="0"/>
                 <w:sz w:val="22"/>
               </w:rPr>
-              <w:t>kolokwium; ocena sporządzonego oprogramowania; prezentacja projektu i dokumentacji</w:t>
+              <w:t>kolokwium</w:t>
             </w:r>
           </w:p>
         </w:tc>
@@ -3155,7 +3155,7 @@
                 <w:i w:val="0"/>
                 <w:sz w:val="22"/>
               </w:rPr>
-              <w:t>K_W10</w:t>
+              <w:t>K_W21</w:t>
             </w:r>
           </w:p>
         </w:tc>
@@ -3193,7 +3193,7 @@
                 <w:i w:val="0"/>
                 <w:sz w:val="22"/>
               </w:rPr>
-              <w:t>kolokwium; ocena sporządzonego oprogramowania; prezentacja projektu i dokumentacji</w:t>
+              <w:t>kolokwium</w:t>
             </w:r>
           </w:p>
         </w:tc>
@@ -3319,7 +3319,7 @@
                 <w:i w:val="0"/>
                 <w:sz w:val="22"/>
               </w:rPr>
-              <w:t>K_U04</w:t>
+              <w:t>K_U15</w:t>
             </w:r>
           </w:p>
         </w:tc>
@@ -3357,66 +3357,7 @@
                 <w:i w:val="0"/>
                 <w:sz w:val="22"/>
               </w:rPr>
-              <w:t>kolokwium; ocena sporządzonego oprogramowania; prezentacja projektu i dokumentacji</w:t>
-            </w:r>
-          </w:p>
-        </w:tc>
-      </w:tr>
-      <w:tr>
-        <w:tc>
-          <w:tcPr>
-            <w:tcW w:type="dxa" w:w="3324"/>
-          </w:tcPr>
-          <w:p>
-            <w:pPr>
-              <w:spacing w:before="20" w:after="20"/>
-            </w:pPr>
-            <w:r>
-              <w:rPr>
-                <w:rFonts w:ascii="Aptos" w:hAnsi="Aptos"/>
-                <w:b w:val="0"/>
-                <w:i w:val="0"/>
-                <w:sz w:val="22"/>
-              </w:rPr>
-              <w:t>K_U15</w:t>
-            </w:r>
-          </w:p>
-        </w:tc>
-        <w:tc>
-          <w:tcPr>
-            <w:tcW w:type="dxa" w:w="3324"/>
-          </w:tcPr>
-          <w:p>
-            <w:pPr>
-              <w:spacing w:before="20" w:after="20"/>
-            </w:pPr>
-            <w:r>
-              <w:rPr>
-                <w:rFonts w:ascii="Aptos" w:hAnsi="Aptos"/>
-                <w:b w:val="0"/>
-                <w:i w:val="0"/>
-                <w:sz w:val="22"/>
-              </w:rPr>
-              <w:t>Student potrafi wytworzyć warstwową aplikację webową (frontend + backend + baza danych) z użyciem nowoczesnego stosu technologicznego, z uwzględnieniem bezpieczeństwa, wydajności i responsywności. [K_U24]</w:t>
-            </w:r>
-          </w:p>
-        </w:tc>
-        <w:tc>
-          <w:tcPr>
-            <w:tcW w:type="dxa" w:w="3324"/>
-          </w:tcPr>
-          <w:p>
-            <w:pPr>
-              <w:spacing w:before="20" w:after="20"/>
-            </w:pPr>
-            <w:r>
-              <w:rPr>
-                <w:rFonts w:ascii="Aptos" w:hAnsi="Aptos"/>
-                <w:b w:val="0"/>
-                <w:i w:val="0"/>
-                <w:sz w:val="22"/>
-              </w:rPr>
-              <w:t>kolokwium; ocena sporządzonego oprogramowania; prezentacja projektu i dokumentacji</w:t>
+              <w:t>ocena sporządzonego oprogramowania, prezentacja projektu i dokumentacji</w:t>
             </w:r>
           </w:p>
         </w:tc>
@@ -3456,6 +3397,65 @@
                 <w:i w:val="0"/>
                 <w:sz w:val="22"/>
               </w:rPr>
+              <w:t>Student potrafi wytworzyć warstwową aplikację webową (frontend + backend + baza danych) z użyciem nowoczesnego stosu technologicznego, z uwzględnieniem bezpieczeństwa, wydajności i responsywności. [K_U24]</w:t>
+            </w:r>
+          </w:p>
+        </w:tc>
+        <w:tc>
+          <w:tcPr>
+            <w:tcW w:type="dxa" w:w="3324"/>
+          </w:tcPr>
+          <w:p>
+            <w:pPr>
+              <w:spacing w:before="20" w:after="20"/>
+            </w:pPr>
+            <w:r>
+              <w:rPr>
+                <w:rFonts w:ascii="Aptos" w:hAnsi="Aptos"/>
+                <w:b w:val="0"/>
+                <w:i w:val="0"/>
+                <w:sz w:val="22"/>
+              </w:rPr>
+              <w:t>ocena sporządzonego oprogramowania, prezentacja projektu i dokumentacji</w:t>
+            </w:r>
+          </w:p>
+        </w:tc>
+      </w:tr>
+      <w:tr>
+        <w:tc>
+          <w:tcPr>
+            <w:tcW w:type="dxa" w:w="3324"/>
+          </w:tcPr>
+          <w:p>
+            <w:pPr>
+              <w:spacing w:before="20" w:after="20"/>
+            </w:pPr>
+            <w:r>
+              <w:rPr>
+                <w:rFonts w:ascii="Aptos" w:hAnsi="Aptos"/>
+                <w:b w:val="0"/>
+                <w:i w:val="0"/>
+                <w:sz w:val="22"/>
+              </w:rPr>
+              <w:t>K_U28</w:t>
+            </w:r>
+          </w:p>
+        </w:tc>
+        <w:tc>
+          <w:tcPr>
+            <w:tcW w:type="dxa" w:w="3324"/>
+          </w:tcPr>
+          <w:p>
+            <w:pPr>
+              <w:spacing w:before="20" w:after="20"/>
+            </w:pPr>
+            <w:r>
+              <w:rPr>
+                <w:rFonts w:ascii="Aptos" w:hAnsi="Aptos"/>
+                <w:b w:val="0"/>
+                <w:i w:val="0"/>
+                <w:sz w:val="22"/>
+              </w:rPr>
               <w:t>Student potrafi zdiagnozować problem specyficzny dla aplikacji webowej i zaprojektować jego rozwiązanie z doborem odpowiednich narzędzi i technologii. [K_U28]</w:t>
             </w:r>
           </w:p>
@@ -3475,7 +3475,7 @@
                 <w:i w:val="0"/>
                 <w:sz w:val="22"/>
               </w:rPr>
-              <w:t>kolokwium; ocena sporządzonego oprogramowania; prezentacja projektu i dokumentacji</w:t>
+              <w:t>ocena sporządzonego oprogramowania, prezentacja projektu i dokumentacji</w:t>
             </w:r>
           </w:p>
         </w:tc>
@@ -3639,7 +3639,7 @@
                 <w:i w:val="0"/>
                 <w:sz w:val="22"/>
               </w:rPr>
-              <w:t>kolokwium; ocena sporządzonego oprogramowania; prezentacja projektu i dokumentacji</w:t>
+              <w:t>ocena sporządzonego oprogramowania, prezentacja projektu i dokumentacji</w:t>
             </w:r>
           </w:p>
         </w:tc>
@@ -3698,7 +3698,7 @@
                 <w:i w:val="0"/>
                 <w:sz w:val="22"/>
               </w:rPr>
-              <w:t>kolokwium; ocena sporządzonego oprogramowania; prezentacja projektu i dokumentacji</w:t>
+              <w:t>ocena sporządzonego oprogramowania, prezentacja projektu i dokumentacji</w:t>
             </w:r>
           </w:p>
         </w:tc>

--- a/public/assets/files/stacjonarne/TIN.docx
+++ b/public/assets/files/stacjonarne/TIN.docx
@@ -1881,14 +1881,13 @@
       </w:tblPr>
       <w:tblGrid>
         <w:gridCol w:w="680"/>
-        <w:gridCol w:w="4536"/>
-        <w:gridCol w:w="4252"/>
+        <w:gridCol w:w="8788"/>
       </w:tblGrid>
       <w:tr>
         <w:tc>
           <w:tcPr>
             <w:tcW w:type="dxa" w:w="9468"/>
-            <w:gridSpan w:val="3"/>
+            <w:gridSpan w:val="2"/>
             <w:shd w:val="clear" w:color="auto" w:fill="D9D9D9"/>
           </w:tcPr>
           <w:p>
@@ -1930,7 +1929,7 @@
         </w:tc>
         <w:tc>
           <w:tcPr>
-            <w:tcW w:type="dxa" w:w="4536"/>
+            <w:tcW w:type="dxa" w:w="8788"/>
             <w:shd w:val="clear" w:color="auto" w:fill="D9D9D9"/>
           </w:tcPr>
           <w:p>
@@ -1944,27 +1943,7 @@
                 <w:i w:val="0"/>
                 <w:sz w:val="16"/>
               </w:rPr>
-              <w:t>Wykład</w:t>
-            </w:r>
-          </w:p>
-        </w:tc>
-        <w:tc>
-          <w:tcPr>
-            <w:tcW w:type="dxa" w:w="4252"/>
-            <w:shd w:val="clear" w:color="auto" w:fill="D9D9D9"/>
-          </w:tcPr>
-          <w:p>
-            <w:pPr>
-              <w:spacing w:before="20" w:after="20"/>
-            </w:pPr>
-            <w:r>
-              <w:rPr>
-                <w:rFonts w:ascii="Aptos" w:hAnsi="Aptos"/>
-                <w:b/>
-                <w:i w:val="0"/>
-                <w:sz w:val="16"/>
-              </w:rPr>
-              <w:t>Ćwiczenia / Laboratorium / Pracownia</w:t>
+              <w:t>Treści programowe</w:t>
             </w:r>
           </w:p>
         </w:tc>
@@ -1991,7 +1970,7 @@
         </w:tc>
         <w:tc>
           <w:tcPr>
-            <w:tcW w:type="dxa" w:w="4536"/>
+            <w:tcW w:type="dxa" w:w="8788"/>
           </w:tcPr>
           <w:p>
             <w:pPr>
@@ -2005,24 +1984,6 @@
                 <w:sz w:val="22"/>
               </w:rPr>
               <w:t>Przegląd technologii internetowych i ich rola w tworzeniu nowoczesnych stron internetowych.</w:t>
-            </w:r>
-          </w:p>
-        </w:tc>
-        <w:tc>
-          <w:tcPr>
-            <w:tcW w:type="dxa" w:w="4252"/>
-          </w:tcPr>
-          <w:p>
-            <w:pPr>
-              <w:spacing w:before="20" w:after="20"/>
-            </w:pPr>
-            <w:r>
-              <w:rPr>
-                <w:rFonts w:ascii="Aptos" w:hAnsi="Aptos"/>
-                <w:b w:val="0"/>
-                <w:i w:val="0"/>
-                <w:sz w:val="22"/>
-              </w:rPr>
             </w:r>
           </w:p>
         </w:tc>
@@ -2049,7 +2010,7 @@
         </w:tc>
         <w:tc>
           <w:tcPr>
-            <w:tcW w:type="dxa" w:w="4536"/>
+            <w:tcW w:type="dxa" w:w="8788"/>
           </w:tcPr>
           <w:p>
             <w:pPr>
@@ -2063,24 +2024,6 @@
                 <w:sz w:val="22"/>
               </w:rPr>
               <w:t>Zasady responsywności stron internetowych i ich implementacja.</w:t>
-            </w:r>
-          </w:p>
-        </w:tc>
-        <w:tc>
-          <w:tcPr>
-            <w:tcW w:type="dxa" w:w="4252"/>
-          </w:tcPr>
-          <w:p>
-            <w:pPr>
-              <w:spacing w:before="20" w:after="20"/>
-            </w:pPr>
-            <w:r>
-              <w:rPr>
-                <w:rFonts w:ascii="Aptos" w:hAnsi="Aptos"/>
-                <w:b w:val="0"/>
-                <w:i w:val="0"/>
-                <w:sz w:val="22"/>
-              </w:rPr>
             </w:r>
           </w:p>
         </w:tc>
@@ -2107,7 +2050,7 @@
         </w:tc>
         <w:tc>
           <w:tcPr>
-            <w:tcW w:type="dxa" w:w="4536"/>
+            <w:tcW w:type="dxa" w:w="8788"/>
           </w:tcPr>
           <w:p>
             <w:pPr>
@@ -2121,24 +2064,6 @@
                 <w:sz w:val="22"/>
               </w:rPr>
               <w:t>Techniki zaawansowanego stylowania CSS oraz organizacja i optymalizacja kodu.</w:t>
-            </w:r>
-          </w:p>
-        </w:tc>
-        <w:tc>
-          <w:tcPr>
-            <w:tcW w:type="dxa" w:w="4252"/>
-          </w:tcPr>
-          <w:p>
-            <w:pPr>
-              <w:spacing w:before="20" w:after="20"/>
-            </w:pPr>
-            <w:r>
-              <w:rPr>
-                <w:rFonts w:ascii="Aptos" w:hAnsi="Aptos"/>
-                <w:b w:val="0"/>
-                <w:i w:val="0"/>
-                <w:sz w:val="22"/>
-              </w:rPr>
             </w:r>
           </w:p>
         </w:tc>
@@ -2165,7 +2090,7 @@
         </w:tc>
         <w:tc>
           <w:tcPr>
-            <w:tcW w:type="dxa" w:w="4536"/>
+            <w:tcW w:type="dxa" w:w="8788"/>
           </w:tcPr>
           <w:p>
             <w:pPr>
@@ -2179,24 +2104,6 @@
                 <w:sz w:val="22"/>
               </w:rPr>
               <w:t>Zastosowanie narzędzi do tworzenia układów i stylizacji stron internetowych.</w:t>
-            </w:r>
-          </w:p>
-        </w:tc>
-        <w:tc>
-          <w:tcPr>
-            <w:tcW w:type="dxa" w:w="4252"/>
-          </w:tcPr>
-          <w:p>
-            <w:pPr>
-              <w:spacing w:before="20" w:after="20"/>
-            </w:pPr>
-            <w:r>
-              <w:rPr>
-                <w:rFonts w:ascii="Aptos" w:hAnsi="Aptos"/>
-                <w:b w:val="0"/>
-                <w:i w:val="0"/>
-                <w:sz w:val="22"/>
-              </w:rPr>
             </w:r>
           </w:p>
         </w:tc>
@@ -2223,7 +2130,7 @@
         </w:tc>
         <w:tc>
           <w:tcPr>
-            <w:tcW w:type="dxa" w:w="4536"/>
+            <w:tcW w:type="dxa" w:w="8788"/>
           </w:tcPr>
           <w:p>
             <w:pPr>
@@ -2237,24 +2144,6 @@
                 <w:sz w:val="22"/>
               </w:rPr>
               <w:t>Wprowadzenie do języka JavaScript: zmienne oraz operatory.</w:t>
-            </w:r>
-          </w:p>
-        </w:tc>
-        <w:tc>
-          <w:tcPr>
-            <w:tcW w:type="dxa" w:w="4252"/>
-          </w:tcPr>
-          <w:p>
-            <w:pPr>
-              <w:spacing w:before="20" w:after="20"/>
-            </w:pPr>
-            <w:r>
-              <w:rPr>
-                <w:rFonts w:ascii="Aptos" w:hAnsi="Aptos"/>
-                <w:b w:val="0"/>
-                <w:i w:val="0"/>
-                <w:sz w:val="22"/>
-              </w:rPr>
             </w:r>
           </w:p>
         </w:tc>
@@ -2281,7 +2170,7 @@
         </w:tc>
         <w:tc>
           <w:tcPr>
-            <w:tcW w:type="dxa" w:w="4536"/>
+            <w:tcW w:type="dxa" w:w="8788"/>
           </w:tcPr>
           <w:p>
             <w:pPr>
@@ -2295,24 +2184,6 @@
                 <w:sz w:val="22"/>
               </w:rPr>
               <w:t>Funkcje i paradygmat programowania funkcyjnego w języku JavaScript.</w:t>
-            </w:r>
-          </w:p>
-        </w:tc>
-        <w:tc>
-          <w:tcPr>
-            <w:tcW w:type="dxa" w:w="4252"/>
-          </w:tcPr>
-          <w:p>
-            <w:pPr>
-              <w:spacing w:before="20" w:after="20"/>
-            </w:pPr>
-            <w:r>
-              <w:rPr>
-                <w:rFonts w:ascii="Aptos" w:hAnsi="Aptos"/>
-                <w:b w:val="0"/>
-                <w:i w:val="0"/>
-                <w:sz w:val="22"/>
-              </w:rPr>
             </w:r>
           </w:p>
         </w:tc>
@@ -2339,7 +2210,7 @@
         </w:tc>
         <w:tc>
           <w:tcPr>
-            <w:tcW w:type="dxa" w:w="4536"/>
+            <w:tcW w:type="dxa" w:w="8788"/>
           </w:tcPr>
           <w:p>
             <w:pPr>
@@ -2353,24 +2224,6 @@
                 <w:sz w:val="22"/>
               </w:rPr>
               <w:t>Programowanie obiektowe w JavaScript oraz manipulacja obiektami.</w:t>
-            </w:r>
-          </w:p>
-        </w:tc>
-        <w:tc>
-          <w:tcPr>
-            <w:tcW w:type="dxa" w:w="4252"/>
-          </w:tcPr>
-          <w:p>
-            <w:pPr>
-              <w:spacing w:before="20" w:after="20"/>
-            </w:pPr>
-            <w:r>
-              <w:rPr>
-                <w:rFonts w:ascii="Aptos" w:hAnsi="Aptos"/>
-                <w:b w:val="0"/>
-                <w:i w:val="0"/>
-                <w:sz w:val="22"/>
-              </w:rPr>
             </w:r>
           </w:p>
         </w:tc>
@@ -2397,7 +2250,7 @@
         </w:tc>
         <w:tc>
           <w:tcPr>
-            <w:tcW w:type="dxa" w:w="4536"/>
+            <w:tcW w:type="dxa" w:w="8788"/>
           </w:tcPr>
           <w:p>
             <w:pPr>
@@ -2411,24 +2264,6 @@
                 <w:sz w:val="22"/>
               </w:rPr>
               <w:t>Zarządzanie zdarzeniami w JavaScript oraz modyfikacja struktury DOM.</w:t>
-            </w:r>
-          </w:p>
-        </w:tc>
-        <w:tc>
-          <w:tcPr>
-            <w:tcW w:type="dxa" w:w="4252"/>
-          </w:tcPr>
-          <w:p>
-            <w:pPr>
-              <w:spacing w:before="20" w:after="20"/>
-            </w:pPr>
-            <w:r>
-              <w:rPr>
-                <w:rFonts w:ascii="Aptos" w:hAnsi="Aptos"/>
-                <w:b w:val="0"/>
-                <w:i w:val="0"/>
-                <w:sz w:val="22"/>
-              </w:rPr>
             </w:r>
           </w:p>
         </w:tc>
@@ -2455,7 +2290,7 @@
         </w:tc>
         <w:tc>
           <w:tcPr>
-            <w:tcW w:type="dxa" w:w="4536"/>
+            <w:tcW w:type="dxa" w:w="8788"/>
           </w:tcPr>
           <w:p>
             <w:pPr>
@@ -2469,24 +2304,6 @@
                 <w:sz w:val="22"/>
               </w:rPr>
               <w:t>Asynchroniczne programowanie w JavaScript: podstawy i praktyczne zastosowania.</w:t>
-            </w:r>
-          </w:p>
-        </w:tc>
-        <w:tc>
-          <w:tcPr>
-            <w:tcW w:type="dxa" w:w="4252"/>
-          </w:tcPr>
-          <w:p>
-            <w:pPr>
-              <w:spacing w:before="20" w:after="20"/>
-            </w:pPr>
-            <w:r>
-              <w:rPr>
-                <w:rFonts w:ascii="Aptos" w:hAnsi="Aptos"/>
-                <w:b w:val="0"/>
-                <w:i w:val="0"/>
-                <w:sz w:val="22"/>
-              </w:rPr>
             </w:r>
           </w:p>
         </w:tc>
@@ -2513,7 +2330,7 @@
         </w:tc>
         <w:tc>
           <w:tcPr>
-            <w:tcW w:type="dxa" w:w="4536"/>
+            <w:tcW w:type="dxa" w:w="8788"/>
           </w:tcPr>
           <w:p>
             <w:pPr>
@@ -2527,24 +2344,6 @@
                 <w:sz w:val="22"/>
               </w:rPr>
               <w:t>Zaawansowane techniki programowania w JavaScript: rozprzestrzenianie i destrukturyzacja.</w:t>
-            </w:r>
-          </w:p>
-        </w:tc>
-        <w:tc>
-          <w:tcPr>
-            <w:tcW w:type="dxa" w:w="4252"/>
-          </w:tcPr>
-          <w:p>
-            <w:pPr>
-              <w:spacing w:before="20" w:after="20"/>
-            </w:pPr>
-            <w:r>
-              <w:rPr>
-                <w:rFonts w:ascii="Aptos" w:hAnsi="Aptos"/>
-                <w:b w:val="0"/>
-                <w:i w:val="0"/>
-                <w:sz w:val="22"/>
-              </w:rPr>
             </w:r>
           </w:p>
         </w:tc>
@@ -2571,7 +2370,7 @@
         </w:tc>
         <w:tc>
           <w:tcPr>
-            <w:tcW w:type="dxa" w:w="4536"/>
+            <w:tcW w:type="dxa" w:w="8788"/>
           </w:tcPr>
           <w:p>
             <w:pPr>
@@ -2585,24 +2384,6 @@
                 <w:sz w:val="22"/>
               </w:rPr>
               <w:t>Wprowadzenie do mechanizmów obsługi zdarzeń w aplikacjach internetowych.</w:t>
-            </w:r>
-          </w:p>
-        </w:tc>
-        <w:tc>
-          <w:tcPr>
-            <w:tcW w:type="dxa" w:w="4252"/>
-          </w:tcPr>
-          <w:p>
-            <w:pPr>
-              <w:spacing w:before="20" w:after="20"/>
-            </w:pPr>
-            <w:r>
-              <w:rPr>
-                <w:rFonts w:ascii="Aptos" w:hAnsi="Aptos"/>
-                <w:b w:val="0"/>
-                <w:i w:val="0"/>
-                <w:sz w:val="22"/>
-              </w:rPr>
             </w:r>
           </w:p>
         </w:tc>
@@ -2629,7 +2410,7 @@
         </w:tc>
         <w:tc>
           <w:tcPr>
-            <w:tcW w:type="dxa" w:w="4536"/>
+            <w:tcW w:type="dxa" w:w="8788"/>
           </w:tcPr>
           <w:p>
             <w:pPr>
@@ -2643,24 +2424,6 @@
                 <w:sz w:val="22"/>
               </w:rPr>
               <w:t>Obsługa komunikacji sieciowej w JavaScript, w tym zapytania HTTP i mechanizmy komunikacji w czasie rzeczywistym.</w:t>
-            </w:r>
-          </w:p>
-        </w:tc>
-        <w:tc>
-          <w:tcPr>
-            <w:tcW w:type="dxa" w:w="4252"/>
-          </w:tcPr>
-          <w:p>
-            <w:pPr>
-              <w:spacing w:before="20" w:after="20"/>
-            </w:pPr>
-            <w:r>
-              <w:rPr>
-                <w:rFonts w:ascii="Aptos" w:hAnsi="Aptos"/>
-                <w:b w:val="0"/>
-                <w:i w:val="0"/>
-                <w:sz w:val="22"/>
-              </w:rPr>
             </w:r>
           </w:p>
         </w:tc>
@@ -2687,7 +2450,7 @@
         </w:tc>
         <w:tc>
           <w:tcPr>
-            <w:tcW w:type="dxa" w:w="4536"/>
+            <w:tcW w:type="dxa" w:w="8788"/>
           </w:tcPr>
           <w:p>
             <w:pPr>
@@ -2701,24 +2464,6 @@
                 <w:sz w:val="22"/>
               </w:rPr>
               <w:t>Podstawy pracy z technologiami serwerowymi oraz budowa aplikacji internetowych.</w:t>
-            </w:r>
-          </w:p>
-        </w:tc>
-        <w:tc>
-          <w:tcPr>
-            <w:tcW w:type="dxa" w:w="4252"/>
-          </w:tcPr>
-          <w:p>
-            <w:pPr>
-              <w:spacing w:before="20" w:after="20"/>
-            </w:pPr>
-            <w:r>
-              <w:rPr>
-                <w:rFonts w:ascii="Aptos" w:hAnsi="Aptos"/>
-                <w:b w:val="0"/>
-                <w:i w:val="0"/>
-                <w:sz w:val="22"/>
-              </w:rPr>
             </w:r>
           </w:p>
         </w:tc>
@@ -2745,7 +2490,7 @@
         </w:tc>
         <w:tc>
           <w:tcPr>
-            <w:tcW w:type="dxa" w:w="4536"/>
+            <w:tcW w:type="dxa" w:w="8788"/>
           </w:tcPr>
           <w:p>
             <w:pPr>
@@ -2759,24 +2504,6 @@
                 <w:sz w:val="22"/>
               </w:rPr>
               <w:t>Wprowadzenie do tworzenia aplikacji internetowych z wykorzystaniem popularnych narzędzi serwerowych.</w:t>
-            </w:r>
-          </w:p>
-        </w:tc>
-        <w:tc>
-          <w:tcPr>
-            <w:tcW w:type="dxa" w:w="4252"/>
-          </w:tcPr>
-          <w:p>
-            <w:pPr>
-              <w:spacing w:before="20" w:after="20"/>
-            </w:pPr>
-            <w:r>
-              <w:rPr>
-                <w:rFonts w:ascii="Aptos" w:hAnsi="Aptos"/>
-                <w:b w:val="0"/>
-                <w:i w:val="0"/>
-                <w:sz w:val="22"/>
-              </w:rPr>
             </w:r>
           </w:p>
         </w:tc>
